--- a/Finals_Track3_Deliverables/3_Technical_Research_Paper_and_Program.docx
+++ b/Finals_Track3_Deliverables/3_Technical_Research_Paper_and_Program.docx
@@ -20,7 +20,7 @@
           <w:color w:val="0B2545"/>
           <w:sz w:val="42"/>
         </w:rPr>
-        <w:t>L-MINER: Autonomous Multi-Tier Rover for Subsurface Lunar Volatile Prospecting and Mineral Classification</w:t>
+        <w:t>L-MINER: Autonomous Multi-Tier Payload for Subsurface Lunar Volatile Prospecting and Mineral Classification</w:t>
       </w:r>
     </w:p>
     <w:p>
@@ -33,7 +33,7 @@
           <w:color w:val="134074"/>
           <w:sz w:val="22"/>
         </w:rPr>
-        <w:t>Technical Research Paper &amp; Engineering Program: Dual-Modality Radar-Spectrometer Sounding, Edge Machine Learning, and Hierarchical Autonomy for In-Situ Resource Utilization (ISRU)</w:t>
+        <w:t>Technical Research Paper &amp; Engineering Program: Dual-Modality Radar-Spectrometer Sounding, Edge Machine Learning, and Hierarchical Autonomy for In-Situ Resource Utilization (ISRU) on Mobile Exploration Platforms</w:t>
       </w:r>
     </w:p>
     <w:tbl>
@@ -219,7 +219,7 @@
                 <w:color w:val="1E293B"/>
                 <w:sz w:val="19"/>
               </w:rPr>
-              <w:t>ABSTRACT — In-situ prospecting of volatile water ice and critical mineral resources in the lunar South Pole is a cornerstone requirement for sustainable human lunar presence and In-Situ Resource Utilization (ISRU). However, Permanently Shadowed Regions (PSRs) present extreme operational constraints: cryogenic temperatures (&lt;40 K), zero ambient solar illumination, direct-to-Earth communication shadows, and communications latency that prohibit manual teleoperation. This paper introduces L-MINER Mk-II, an autonomous multi-tier prospecting rover system. The architecture combines a 500 MHz Ground Penetrating Radar (GPR) for subsurface stratigraphy (0–3.0 m) and an actively illuminated Visible to Short-Wave Infrared (VNIR-SWIR, 0.5–2.5 μm) reflectance spectrometer. A decoupled 3-tier hierarchical autonomy framework governs vehicle operations: L0 reactive hazard avoidance (10 Hz), L1 stochastic power and thermal preservation (1 Hz), and L2 cognitive science sounding. Raw physical sensor data (32,968 dimensions) is reduced onboard into a 10-dimensional feature vector (3,300x compression) and classified via an edge Random Forest model trained on Apollo 11/12 sample data and USGS splib07 standards. The classifier achieves 95.8% multiclass test accuracy with sub-15 ms inference latency. Across a 60 x 60 m surveyed polar grid, the system localizes ~57.8 Tonnes of recoverable water ice equivalent to ~51.4 Tonnes of Liquid Oxygen (LOX) and ~6.4 Tonnes of Liquid Hydrogen (LH2) propellant, proving the feasibility of fully autonomous lunar prospecting.</w:t>
+              <w:t>ABSTRACT — In-situ prospecting of volatile water ice and critical mineral resources in the lunar South Pole is a cornerstone requirement for sustainable human lunar presence and In-Situ Resource Utilization (ISRU). However, Permanently Shadowed Regions (PSRs) present extreme operational constraints: cryogenic temperatures (&lt;40 K), zero ambient solar illumination, direct-to-Earth communication shadows, and communications latency that prohibit manual teleoperation. This paper introduces L-MINER Mk-II, an autonomous multi-tier prospecting payload system (demonstrated on a mobile platform). The architecture combines a 500 MHz Ground Penetrating Radar (GPR) for subsurface stratigraphy (0–3.0 m) and an actively illuminated Visible to Short-Wave Infrared (VNIR-SWIR, 0.5–2.5 μm) reflectance spectrometer. A decoupled 3-tier hierarchical autonomy framework governs vehicle operations: L0 reactive hazard avoidance (10 Hz), L1 stochastic power and thermal preservation (1 Hz), and L2 cognitive science sounding. Raw physical sensor data (32,968 dimensions) is reduced onboard into a 10-dimensional feature vector (3,300x compression) and classified via an edge Random Forest model trained on Apollo 11/12 sample data and USGS splib07 standards. The classifier achieves 95.8% multiclass test accuracy with sub-15 ms inference latency. Across a 60 x 60 m surveyed polar grid, the system localizes ~57.8 Tonnes of recoverable water ice equivalent to ~51.4 Tonnes of Liquid Oxygen (LOX) and ~6.4 Tonnes of Liquid Hydrogen (LH2) propellant, proving the feasibility of fully autonomous lunar prospecting.</w:t>
             </w:r>
           </w:p>
         </w:tc>
@@ -258,7 +258,7 @@
         <w:br/>
         <w:t>2. Spatial and Illumination Limits: Permanently Shadowed Regions receive zero direct solar illumination, limiting passive optical imagers, while orbital synthetic aperture radar (SAR) suffers from spatial resolution limits (10–100 m/pixel) and ambiguous bistatic surface roughness effects.</w:t>
         <w:br/>
-        <w:t>3. Lack of Volumetric Ground Truth: Commercial and scientific ISRU extraction requires high-resolution depth stratification, layer thickness measurement, and overburden assessment (how much barren regolith must be excavated to reach pure volatile layers). Only an in-situ surface rover can bridge this 'Ground-Truth Gap'.</w:t>
+        <w:t>3. Lack of Volumetric Ground Truth: Commercial and scientific ISRU extraction requires high-resolution depth stratification, layer thickness measurement, and overburden assessment (how much barren regolith must be excavated to reach pure volatile layers). Only an in-situ surface payload deployed on a mobile platform can bridge this 'Ground-Truth Gap'.</w:t>
       </w:r>
     </w:p>
     <w:p>
@@ -315,7 +315,7 @@
         <w:spacing w:line="276" w:lineRule="auto"/>
       </w:pPr>
       <w:r>
-        <w:t>L-MINER rejects monolithic robotic controllers in favor of a layered, fault-tolerant hierarchical architecture. The autonomy pipeline is partitioned into three strictly decoupled operational layers with decreasing temporal frequency and increasing cognitive complexity:</w:t>
+        <w:t>L-MINER's payload architecture decouples science acquisition, resource preservation, and vehicle mobility reflexes. The autonomy pipeline is partitioned into three strictly decoupled operational layers with decreasing temporal frequency and increasing cognitive complexity:</w:t>
       </w:r>
     </w:p>
     <w:tbl>
